--- a/docs/Group Roles and Responsibilites.docx
+++ b/docs/Group Roles and Responsibilites.docx
@@ -181,7 +181,15 @@
               <w:t xml:space="preserve">different algorithms to predict walking/running/on </w:t>
             </w:r>
             <w:r>
-              <w:t>a train, etc,</w:t>
+              <w:t xml:space="preserve">a train, </w:t>
+            </w:r>
+            <w:proofErr w:type="spellStart"/>
+            <w:r>
+              <w:t>etc</w:t>
+            </w:r>
+            <w:proofErr w:type="spellEnd"/>
+            <w:r>
+              <w:t>,</w:t>
             </w:r>
             <w:r>
               <w:t xml:space="preserve"> based on </w:t>
@@ -260,6 +268,9 @@
             <w:r>
               <w:t>Data Collection Lead</w:t>
             </w:r>
+            <w:r>
+              <w:t>s</w:t>
+            </w:r>
           </w:p>
         </w:tc>
         <w:tc>
@@ -299,10 +310,7 @@
               <w:cnfStyle w:val="000000100000" w:firstRow="0" w:lastRow="0" w:firstColumn="0" w:lastColumn="0" w:oddVBand="0" w:evenVBand="0" w:oddHBand="1" w:evenHBand="0" w:firstRowFirstColumn="0" w:firstRowLastColumn="0" w:lastRowFirstColumn="0" w:lastRowLastColumn="0"/>
             </w:pPr>
             <w:r>
-              <w:t>Scott</w:t>
-            </w:r>
-            <w:r>
-              <w:t>, Jake</w:t>
+              <w:t>Jack, Sam</w:t>
             </w:r>
           </w:p>
         </w:tc>
@@ -315,7 +323,15 @@
           </w:tcPr>
           <w:p>
             <w:r>
-              <w:t>Results &amp; Visualisation Lead</w:t>
+              <w:t xml:space="preserve">Results &amp; </w:t>
+            </w:r>
+            <w:proofErr w:type="spellStart"/>
+            <w:r>
+              <w:t>Visualisation</w:t>
+            </w:r>
+            <w:proofErr w:type="spellEnd"/>
+            <w:r>
+              <w:t xml:space="preserve"> Lead</w:t>
             </w:r>
           </w:p>
         </w:tc>
@@ -339,9 +355,11 @@
             <w:r>
               <w:t xml:space="preserve">graphs, diagrams and other </w:t>
             </w:r>
+            <w:proofErr w:type="spellStart"/>
             <w:r>
               <w:t>visualisations</w:t>
             </w:r>
+            <w:proofErr w:type="spellEnd"/>
             <w:r>
               <w:t xml:space="preserve"> to aid </w:t>
             </w:r>
@@ -352,7 +370,15 @@
               <w:t>s</w:t>
             </w:r>
             <w:r>
-              <w:t xml:space="preserve"> (e.g. TP/FP/TN/FN, Precision, Recall, etc)</w:t>
+              <w:t xml:space="preserve"> (e.g. TP/FP/TN/FN, Precision, Recall, </w:t>
+            </w:r>
+            <w:proofErr w:type="spellStart"/>
+            <w:r>
+              <w:t>etc</w:t>
+            </w:r>
+            <w:proofErr w:type="spellEnd"/>
+            <w:r>
+              <w:t>)</w:t>
             </w:r>
           </w:p>
         </w:tc>
